--- a/business/bids/ETABLIX-sq-6-1-contract-examples.docx
+++ b/business/bids/ETABLIX-sq-6-1-contract-examples.docx
@@ -1696,16 +1696,16 @@
           <w:sz w:val="20"/>
           <w:szCs w:val="20"/>
         </w:rPr>
-        <w:t xml:space="preserve">Check the two Skye figures before you paste.</w:t>
-      </w:r>
-      <w:r>
-        <w:rPr>
-          <w:rFonts w:ascii="Arial" w:cs="Arial" w:eastAsia="Arial" w:hAnsi="Arial"/>
-          <w:color w:val="14181D"/>
-          <w:sz w:val="20"/>
-          <w:szCs w:val="20"/>
-        </w:rPr>
-        <w:t xml:space="preserve"> The draft states 309 bedrooms and 36 months. Both are your own figures, but they came from describing the scheme rather than from a project document, and this box sits under a false declaration warning. Confirm them, and correct the draft if either is out.</w:t>
+        <w:t xml:space="preserve">The two Skye figures are confirmed.</w:t>
+      </w:r>
+      <w:r>
+        <w:rPr>
+          <w:rFonts w:ascii="Arial" w:cs="Arial" w:eastAsia="Arial" w:hAnsi="Arial"/>
+          <w:color w:val="14181D"/>
+          <w:sz w:val="20"/>
+          <w:szCs w:val="20"/>
+        </w:rPr>
+        <w:t xml:space="preserve"> 309 bedrooms and 36 months are checked against the project record. State them flatly — in a box this short they are the only two numbers that let an assessor picture the village, and hedging them would cost more than it protects.</w:t>
       </w:r>
     </w:p>
     <w:p>
@@ -1721,7 +1721,7 @@
           <w:sz w:val="20"/>
           <w:szCs w:val="20"/>
         </w:rPr>
-        <w:t xml:space="preserve">The £690 million is the scheme, not your scope.</w:t>
+        <w:t xml:space="preserve">The £690 million is different: it is the scheme, not your scope.</w:t>
       </w:r>
       <w:r>
         <w:rPr>

--- a/business/bids/ETABLIX-sq-6-1-contract-examples.docx
+++ b/business/bids/ETABLIX-sq-6-1-contract-examples.docx
@@ -327,7 +327,7 @@
                 <w:sz w:val="18"/>
                 <w:szCs w:val="18"/>
               </w:rPr>
-              <w:t xml:space="preserve">30 September 2026</w:t>
+              <w:t xml:space="preserve">1 October 2026</w:t>
             </w:r>
           </w:p>
         </w:tc>
@@ -404,6 +404,82 @@
     <w:p>
       <w:r>
         <w:br w:type="page"/>
+      </w:r>
+    </w:p>
+    <w:p>
+      <w:pPr>
+        <w:pBdr>
+          <w:left w:val="single" w:color="9C7A3C" w:sz="18" w:space="10"/>
+        </w:pBdr>
+        <w:shd w:fill="EFE6D2" w:color="auto" w:val="clear"/>
+        <w:spacing w:after="150" w:before="150" w:line="280"/>
+        <w:ind w:left="170" w:right="170"/>
+      </w:pPr>
+      <w:r>
+        <w:rPr>
+          <w:rFonts w:ascii="Arial" w:cs="Arial" w:eastAsia="Arial" w:hAnsi="Arial"/>
+          <w:color w:val="14181D"/>
+          <w:sz w:val="19"/>
+          <w:szCs w:val="19"/>
+        </w:rPr>
+        <w:t xml:space="preserve">## WHERE THIS ANSWER WORKS, AND WHERE IT DOES NOT</w:t>
+      </w:r>
+    </w:p>
+    <w:p>
+      <w:pPr>
+        <w:pBdr>
+          <w:left w:val="single" w:color="9C7A3C" w:sz="18" w:space="10"/>
+        </w:pBdr>
+        <w:shd w:fill="EFE6D2" w:color="auto" w:val="clear"/>
+        <w:spacing w:after="150" w:before="150" w:line="280"/>
+        <w:ind w:left="170" w:right="170"/>
+      </w:pPr>
+      <w:r>
+        <w:rPr>
+          <w:rFonts w:ascii="Arial" w:cs="Arial" w:eastAsia="Arial" w:hAnsi="Arial"/>
+          <w:color w:val="14181D"/>
+          <w:sz w:val="19"/>
+          <w:szCs w:val="19"/>
+        </w:rPr>
+        <w:t xml:space="preserve">It does not work on RM6242. The GCA assessment team confirmed on 1 October 2026 that Selection Questionnaire Questions 133 to 137 are Not Applicable to the RM6242 Construction Professional Services DPS and are not evaluated — including the 500-word explanation prompt at Question 137. On that DPS the contract example is judged only at DPSQ Question 53, pass/fail, and it must be delivered by the bidding entity itself. There is no field for this answer and no discretion to apply it.</w:t>
+      </w:r>
+    </w:p>
+    <w:p>
+      <w:pPr>
+        <w:pBdr>
+          <w:left w:val="single" w:color="9C7A3C" w:sz="18" w:space="10"/>
+        </w:pBdr>
+        <w:shd w:fill="EFE6D2" w:color="auto" w:val="clear"/>
+        <w:spacing w:after="150" w:before="150" w:line="280"/>
+        <w:ind w:left="170" w:right="170"/>
+      </w:pPr>
+      <w:r>
+        <w:rPr>
+          <w:rFonts w:ascii="Arial" w:cs="Arial" w:eastAsia="Arial" w:hAnsi="Arial"/>
+          <w:color w:val="14181D"/>
+          <w:sz w:val="19"/>
+          <w:szCs w:val="19"/>
+        </w:rPr>
+        <w:t xml:space="preserve">It works where a buyer has accepted the substitution in writing, as one assessment team did: relevant director's experience may be used where the company is newly established, provided it is relevant to the categories applied for. That is the basis of Director's Relevant Experience.</w:t>
+      </w:r>
+    </w:p>
+    <w:p>
+      <w:pPr>
+        <w:pBdr>
+          <w:left w:val="single" w:color="9C7A3C" w:sz="18" w:space="10"/>
+        </w:pBdr>
+        <w:shd w:fill="EFE6D2" w:color="auto" w:val="clear"/>
+        <w:spacing w:after="150" w:before="150" w:line="280"/>
+        <w:ind w:left="170" w:right="170"/>
+      </w:pPr>
+      <w:r>
+        <w:rPr>
+          <w:rFonts w:ascii="Arial" w:cs="Arial" w:eastAsia="Arial" w:hAnsi="Arial"/>
+          <w:color w:val="14181D"/>
+          <w:sz w:val="19"/>
+          <w:szCs w:val="19"/>
+        </w:rPr>
+        <w:t xml:space="preserve">So check before writing. Two public buyers gave opposite answers and both were right about their own scheme. Submitting this answer where the field does not exist wastes a cycle; submitting it where it does is the strongest thing we have. Confirm which it is first, and ask if the bid pack does not say.</w:t>
       </w:r>
     </w:p>
     <w:p>
